--- a/docs/1 - 3Dminus1.docx
+++ b/docs/1 - 3Dminus1.docx
@@ -50,7 +50,7 @@
         </w:rPr>
         <w:t xml:space="preserve">After </w:t>
       </w:r>
-      <w:hyperlink w:history="1" r:id="rIdnb0gk3eyy7ogosmpilfwp">
+      <w:hyperlink w:history="1" r:id="rIdbu4oxvsj0krawjo2b8e-o">
         <w:r>
           <w:rPr>
             <w:rFonts w:ascii="Arial" w:cs="Arial" w:eastAsia="Arial" w:hAnsi="Arial"/>
@@ -179,7 +179,7 @@
         <w:rPr>
           <w:rFonts w:ascii="Arial" w:cs="Arial" w:eastAsia="Arial" w:hAnsi="Arial"/>
         </w:rPr>
-        <w:t xml:space="preserve"> and the Google key in </w:t>
+        <w:t xml:space="preserve"> and a Google key in </w:t>
       </w:r>
       <w:r>
         <w:rPr>
@@ -193,7 +193,19 @@
         <w:rPr>
           <w:rFonts w:ascii="Arial" w:cs="Arial" w:eastAsia="Arial" w:hAnsi="Arial"/>
         </w:rPr>
-        <w:t xml:space="preserve">.</w:t>
+        <w:t xml:space="preserve"> (</w:t>
+      </w:r>
+      <w:r>
+        <w:rPr>
+          <w:rFonts w:ascii="Arial" w:cs="Arial" w:eastAsia="Arial" w:hAnsi="Arial"/>
+        </w:rPr>
+        <w:t xml:space="preserve">how to get your own</w:t>
+      </w:r>
+      <w:r>
+        <w:rPr>
+          <w:rFonts w:ascii="Arial" w:cs="Arial" w:eastAsia="Arial" w:hAnsi="Arial"/>
+        </w:rPr>
+        <w:t xml:space="preserve">).</w:t>
       </w:r>
     </w:p>
     <w:p>
@@ -339,7 +351,7 @@
         </w:rPr>
         <w:t xml:space="preserve">: go to </w:t>
       </w:r>
-      <w:hyperlink w:history="1" r:id="rId_xxeizzsi5syq8n9avwg6">
+      <w:hyperlink w:history="1" r:id="rIdauvqi_fgeurbkypiwza6d">
         <w:r>
           <w:rPr>
             <w:rFonts w:ascii="Arial" w:cs="Arial" w:eastAsia="Arial" w:hAnsi="Arial"/>

--- a/docs/1 - 3Dminus1.docx
+++ b/docs/1 - 3Dminus1.docx
@@ -50,7 +50,7 @@
         </w:rPr>
         <w:t xml:space="preserve">After </w:t>
       </w:r>
-      <w:hyperlink w:history="1" r:id="rIdbu4oxvsj0krawjo2b8e-o">
+      <w:hyperlink w:history="1" r:id="rId4u15ua0wljk3zq0bqut6g">
         <w:r>
           <w:rPr>
             <w:rFonts w:ascii="Arial" w:cs="Arial" w:eastAsia="Arial" w:hAnsi="Arial"/>
@@ -351,7 +351,7 @@
         </w:rPr>
         <w:t xml:space="preserve">: go to </w:t>
       </w:r>
-      <w:hyperlink w:history="1" r:id="rIdauvqi_fgeurbkypiwza6d">
+      <w:hyperlink w:history="1" r:id="rIdvyzfl27yvrxjjhslzt-e6">
         <w:r>
           <w:rPr>
             <w:rFonts w:ascii="Arial" w:cs="Arial" w:eastAsia="Arial" w:hAnsi="Arial"/>

--- a/docs/1 - 3Dminus1.docx
+++ b/docs/1 - 3Dminus1.docx
@@ -50,7 +50,7 @@
         </w:rPr>
         <w:t xml:space="preserve">After </w:t>
       </w:r>
-      <w:hyperlink w:history="1" r:id="rId4u15ua0wljk3zq0bqut6g">
+      <w:hyperlink w:history="1" r:id="rIdgck_tamgxralima5ar1kc">
         <w:r>
           <w:rPr>
             <w:rFonts w:ascii="Arial" w:cs="Arial" w:eastAsia="Arial" w:hAnsi="Arial"/>
@@ -351,7 +351,7 @@
         </w:rPr>
         <w:t xml:space="preserve">: go to </w:t>
       </w:r>
-      <w:hyperlink w:history="1" r:id="rIdvyzfl27yvrxjjhslzt-e6">
+      <w:hyperlink w:history="1" r:id="rIdlj3owrogyumarnou5rbvb">
         <w:r>
           <w:rPr>
             <w:rFonts w:ascii="Arial" w:cs="Arial" w:eastAsia="Arial" w:hAnsi="Arial"/>

--- a/docs/1 - 3Dminus1.docx
+++ b/docs/1 - 3Dminus1.docx
@@ -50,7 +50,7 @@
         </w:rPr>
         <w:t xml:space="preserve">After </w:t>
       </w:r>
-      <w:hyperlink w:history="1" r:id="rIdgck_tamgxralima5ar1kc">
+      <w:hyperlink w:history="1" r:id="rIdv9dyrxiwf6qtxrazfi1sd">
         <w:r>
           <w:rPr>
             <w:rFonts w:ascii="Arial" w:cs="Arial" w:eastAsia="Arial" w:hAnsi="Arial"/>
@@ -351,7 +351,7 @@
         </w:rPr>
         <w:t xml:space="preserve">: go to </w:t>
       </w:r>
-      <w:hyperlink w:history="1" r:id="rIdlj3owrogyumarnou5rbvb">
+      <w:hyperlink w:history="1" r:id="rIdjuq3dabp8ibclzqnviqpw">
         <w:r>
           <w:rPr>
             <w:rFonts w:ascii="Arial" w:cs="Arial" w:eastAsia="Arial" w:hAnsi="Arial"/>

--- a/docs/1 - 3Dminus1.docx
+++ b/docs/1 - 3Dminus1.docx
@@ -50,7 +50,7 @@
         </w:rPr>
         <w:t xml:space="preserve">After </w:t>
       </w:r>
-      <w:hyperlink w:history="1" r:id="rIdv9dyrxiwf6qtxrazfi1sd">
+      <w:hyperlink w:history="1" r:id="rIdht0rewecfqlrhdbtyeaq7">
         <w:r>
           <w:rPr>
             <w:rFonts w:ascii="Arial" w:cs="Arial" w:eastAsia="Arial" w:hAnsi="Arial"/>
@@ -351,7 +351,7 @@
         </w:rPr>
         <w:t xml:space="preserve">: go to </w:t>
       </w:r>
-      <w:hyperlink w:history="1" r:id="rIdjuq3dabp8ibclzqnviqpw">
+      <w:hyperlink w:history="1" r:id="rId8eq0jfwjddk47gxswyolx">
         <w:r>
           <w:rPr>
             <w:rFonts w:ascii="Arial" w:cs="Arial" w:eastAsia="Arial" w:hAnsi="Arial"/>

--- a/docs/1 - 3Dminus1.docx
+++ b/docs/1 - 3Dminus1.docx
@@ -50,7 +50,7 @@
         </w:rPr>
         <w:t xml:space="preserve">After </w:t>
       </w:r>
-      <w:hyperlink w:history="1" r:id="rIdht0rewecfqlrhdbtyeaq7">
+      <w:hyperlink w:history="1" r:id="rIdqylgjcj8gfpccsm0yzwiw">
         <w:r>
           <w:rPr>
             <w:rFonts w:ascii="Arial" w:cs="Arial" w:eastAsia="Arial" w:hAnsi="Arial"/>
@@ -351,7 +351,7 @@
         </w:rPr>
         <w:t xml:space="preserve">: go to </w:t>
       </w:r>
-      <w:hyperlink w:history="1" r:id="rId8eq0jfwjddk47gxswyolx">
+      <w:hyperlink w:history="1" r:id="rIdtri2hvhrwc6by6amhs78h">
         <w:r>
           <w:rPr>
             <w:rFonts w:ascii="Arial" w:cs="Arial" w:eastAsia="Arial" w:hAnsi="Arial"/>

--- a/docs/1 - 3Dminus1.docx
+++ b/docs/1 - 3Dminus1.docx
@@ -50,7 +50,7 @@
         </w:rPr>
         <w:t xml:space="preserve">After </w:t>
       </w:r>
-      <w:hyperlink w:history="1" r:id="rIdqylgjcj8gfpccsm0yzwiw">
+      <w:hyperlink w:history="1" r:id="rIdnl2vonj3f5czn0_ln3yua">
         <w:r>
           <w:rPr>
             <w:rFonts w:ascii="Arial" w:cs="Arial" w:eastAsia="Arial" w:hAnsi="Arial"/>
@@ -351,7 +351,7 @@
         </w:rPr>
         <w:t xml:space="preserve">: go to </w:t>
       </w:r>
-      <w:hyperlink w:history="1" r:id="rIdtri2hvhrwc6by6amhs78h">
+      <w:hyperlink w:history="1" r:id="rIdf34e-8ecqyggjdrf-hcqo">
         <w:r>
           <w:rPr>
             <w:rFonts w:ascii="Arial" w:cs="Arial" w:eastAsia="Arial" w:hAnsi="Arial"/>
